--- a/PMI-DZT2/output/tmpl.docx
+++ b/PMI-DZT2/output/tmpl.docx
@@ -196,7 +196,7 @@
                 <w:szCs w:val="28"/>
                 <w:lang w:val="en-US"/>
               </w:rPr>
-              <w:t xml:space="preserve">Проверка взаимосвязей схемы ФСУ в части дифференциальной токовой отсечки (ДТО)</w:t>
+              <w:t xml:space="preserve">Проверка взаимосвязей схемы ФСУ в части дифференциальной токовой защиты с торможением (ДТЗт). Проверка взаимодействия с КЦТ.</w:t>
             </w:r>
           </w:p>
         </w:tc>
@@ -632,7 +632,7 @@
             <w:rPr>
               <w:lang w:val="en-US"/>
             </w:rPr>
-            <w:t xml:space="preserve">Взаимодействие функций ФСУ в части ДТО</w:t>
+            <w:t xml:space="preserve">Взаимодействие функций ФСУ в части ДТЗт</w:t>
           </w:r>
           <w:r>
             <w:t>)</w:t>

--- a/PMI-DZT2/output/tmpl.docx
+++ b/PMI-DZT2/output/tmpl.docx
@@ -196,7 +196,7 @@
                 <w:szCs w:val="28"/>
                 <w:lang w:val="en-US"/>
               </w:rPr>
-              <w:t xml:space="preserve">Проверка взаимосвязей схемы ФСУ в части дифференциальной токовой защиты с торможением (ДТЗт). Проверка взаимодействия с КЦТ.</w:t>
+              <w:t xml:space="preserve">Проверка взаимосвязей схемы ФСУ в части дифференциальной токовой защиты с торможением (ДТЗт) при взаимодействии с блокировкой по 2-ой, 5-ой гармоникам и с контролем цепей тока небаланса</w:t>
             </w:r>
           </w:p>
         </w:tc>

--- a/PMI-DZT2/output/tmpl.docx
+++ b/PMI-DZT2/output/tmpl.docx
@@ -196,7 +196,7 @@
                 <w:szCs w:val="28"/>
                 <w:lang w:val="en-US"/>
               </w:rPr>
-              <w:t xml:space="preserve">Проверка взаимосвязей схемы ФСУ в части дифференциальной токовой защиты с торможением (ДТЗт) при взаимодействии с блокировкой по 2-ой, 5-ой гармоникам и с контролем цепей тока небаланса</w:t>
+              <w:t xml:space="preserve">Проверка взаимосвязей схемы ФСУ в части дифференциальной токовой защиты с торможением (ДТЗт) при наличии в сигнале тока 2-ой и 5-ой гармоник</w:t>
             </w:r>
           </w:p>
         </w:tc>

--- a/PMI-DZT2/output/tmpl.docx
+++ b/PMI-DZT2/output/tmpl.docx
@@ -196,7 +196,7 @@
                 <w:szCs w:val="28"/>
                 <w:lang w:val="en-US"/>
               </w:rPr>
-              <w:t xml:space="preserve">Проверка взаимосвязей схемы ФСУ в части дифференциальной токовой защиты с торможением (ДТЗт) при наличии в сигнале тока 2-ой и 5-ой гармоник</w:t>
+              <w:t xml:space="preserve">Проверка взаимосвязей схемы ФСУ в части дифференциальной токовой защиты с торможением (ДТЗт) с контролем цепей тока стороны 1 (КЦТ ст1) </w:t>
             </w:r>
           </w:p>
         </w:tc>

--- a/PMI-DZT2/output/tmpl.docx
+++ b/PMI-DZT2/output/tmpl.docx
@@ -196,7 +196,7 @@
                 <w:szCs w:val="28"/>
                 <w:lang w:val="en-US"/>
               </w:rPr>
-              <w:t xml:space="preserve">Проверка взаимосвязей схемы ФСУ в части дифференциальной токовой защиты с торможением (ДТЗт) с контролем цепей тока стороны 1 (КЦТ ст1) </w:t>
+              <w:t xml:space="preserve">Проверка взаимосвязей схемы ФСУ в части дифференциальной токовой защиты с торможением (ДТЗт) с контролем цепей тока стороны 2 (КЦТ ст2)</w:t>
             </w:r>
           </w:p>
         </w:tc>

--- a/PMI-DZT2/output/tmpl.docx
+++ b/PMI-DZT2/output/tmpl.docx
@@ -196,7 +196,7 @@
                 <w:szCs w:val="28"/>
                 <w:lang w:val="en-US"/>
               </w:rPr>
-              <w:t xml:space="preserve">Проверка взаимосвязей схемы ФСУ в части дифференциальной токовой защиты с торможением (ДТЗт) с контролем цепей тока стороны 2 (КЦТ ст2)</w:t>
+              <w:t xml:space="preserve">Проверка взаимосвязей схемы ФСУ в части логики отключения выключателя стороны НН1 трансформатора (ЛО НН1)</w:t>
             </w:r>
           </w:p>
         </w:tc>
@@ -632,7 +632,7 @@
             <w:rPr>
               <w:lang w:val="en-US"/>
             </w:rPr>
-            <w:t xml:space="preserve">Взаимодействие функций ФСУ в части ДТЗт</w:t>
+            <w:t xml:space="preserve">Взаимодействие функций ФСУ в части ЛО НН1</w:t>
           </w:r>
           <w:r>
             <w:t>)</w:t>

--- a/PMI-DZT2/output/tmpl.docx
+++ b/PMI-DZT2/output/tmpl.docx
@@ -196,7 +196,7 @@
                 <w:szCs w:val="28"/>
                 <w:lang w:val="en-US"/>
               </w:rPr>
-              <w:t xml:space="preserve">Проверка взаимосвязей схемы ФСУ в части логики отключения выключателя стороны НН1 трансформатора (ЛО НН1)</w:t>
+              <w:t xml:space="preserve">Проверка взаимосвязей схемы ФСУ в части логики отключения выключателя стороны НН2 трансформатора (ЛО НН2)</w:t>
             </w:r>
           </w:p>
         </w:tc>
@@ -632,7 +632,7 @@
             <w:rPr>
               <w:lang w:val="en-US"/>
             </w:rPr>
-            <w:t xml:space="preserve">Взаимодействие функций ФСУ в части ЛО НН1</w:t>
+            <w:t xml:space="preserve">Взаимодействие функций ФСУ в части ЛО НН2</w:t>
           </w:r>
           <w:r>
             <w:t>)</w:t>

--- a/PMI-DZT2/output/tmpl.docx
+++ b/PMI-DZT2/output/tmpl.docx
@@ -196,7 +196,7 @@
                 <w:szCs w:val="28"/>
                 <w:lang w:val="en-US"/>
               </w:rPr>
-              <w:t xml:space="preserve">Проверка взаимосвязей схемы ФСУ в части логики отключения выключателя стороны НН2 трансформатора (ЛО НН2)</w:t>
+              <w:t xml:space="preserve">Проверка взаимосвязей схемы ФСУ в части логики сборки сигналов (СС)</w:t>
             </w:r>
           </w:p>
         </w:tc>
@@ -632,7 +632,7 @@
             <w:rPr>
               <w:lang w:val="en-US"/>
             </w:rPr>
-            <w:t xml:space="preserve">Взаимодействие функций ФСУ в части ЛО НН2</w:t>
+            <w:t xml:space="preserve">Взаимодействие функций ФСУ в части СС</w:t>
           </w:r>
           <w:r>
             <w:t>)</w:t>

--- a/PMI-DZT2/output/tmpl.docx
+++ b/PMI-DZT2/output/tmpl.docx
@@ -196,7 +196,7 @@
                 <w:szCs w:val="28"/>
                 <w:lang w:val="en-US"/>
               </w:rPr>
-              <w:t xml:space="preserve">Проверка взаимосвязей схемы ФСУ в части логики сборки сигналов (СС)</w:t>
+              <w:t xml:space="preserve">Проверка взаимосвязей схемы ФСУ в части логики работы функции УРОВ</w:t>
             </w:r>
           </w:p>
         </w:tc>
@@ -632,7 +632,7 @@
             <w:rPr>
               <w:lang w:val="en-US"/>
             </w:rPr>
-            <w:t xml:space="preserve">Взаимодействие функций ФСУ в части СС</w:t>
+            <w:t xml:space="preserve">Взаимодействие функций ФСУ в части УРОВ</w:t>
           </w:r>
           <w:r>
             <w:t>)</w:t>

--- a/PMI-DZT2/output/tmpl.docx
+++ b/PMI-DZT2/output/tmpl.docx
@@ -196,7 +196,7 @@
                 <w:szCs w:val="28"/>
                 <w:lang w:val="en-US"/>
               </w:rPr>
-              <w:t xml:space="preserve">Проверка взаимосвязей схемы ФСУ в части логики работы функции УРОВ</w:t>
+              <w:t xml:space="preserve">Проверка взаимосвязей схемы ФСУ в части токовых органов пуска охлаждения трансформатора (РТПО)</w:t>
             </w:r>
           </w:p>
         </w:tc>
@@ -632,7 +632,7 @@
             <w:rPr>
               <w:lang w:val="en-US"/>
             </w:rPr>
-            <w:t xml:space="preserve">Взаимодействие функций ФСУ в части УРОВ</w:t>
+            <w:t xml:space="preserve">Взаимодействие функций ФСУ в части РТПО</w:t>
           </w:r>
           <w:r>
             <w:t>)</w:t>

--- a/PMI-DZT2/output/tmpl.docx
+++ b/PMI-DZT2/output/tmpl.docx
@@ -196,7 +196,7 @@
                 <w:szCs w:val="28"/>
                 <w:lang w:val="en-US"/>
               </w:rPr>
-              <w:t xml:space="preserve">Проверка взаимосвязей схемы ФСУ в части токовых органов пуска охлаждения трансформатора (РТПО)</w:t>
+              <w:t xml:space="preserve">Проверка взаимосвязей схемы ФСУ в части токового органа блокировки РПН (ТО РПН)</w:t>
             </w:r>
           </w:p>
         </w:tc>
@@ -632,7 +632,7 @@
             <w:rPr>
               <w:lang w:val="en-US"/>
             </w:rPr>
-            <w:t xml:space="preserve">Взаимодействие функций ФСУ в части РТПО</w:t>
+            <w:t xml:space="preserve">Взаимодействие функций ФСУ в части ТО РПН</w:t>
           </w:r>
           <w:r>
             <w:t>)</w:t>

--- a/PMI-DZT2/output/tmpl.docx
+++ b/PMI-DZT2/output/tmpl.docx
@@ -196,7 +196,7 @@
                 <w:szCs w:val="28"/>
                 <w:lang w:val="en-US"/>
               </w:rPr>
-              <w:t xml:space="preserve">Проверка взаимосвязей схемы ФСУ в части токового органа блокировки РПН (ТО РПН)</w:t>
+              <w:t xml:space="preserve">Проверка взаимосвязей схемы ФСУ в части токового органа защиты от потери охлаждения НН (ТО ЗПО НН)</w:t>
             </w:r>
           </w:p>
         </w:tc>
@@ -632,7 +632,7 @@
             <w:rPr>
               <w:lang w:val="en-US"/>
             </w:rPr>
-            <w:t xml:space="preserve">Взаимодействие функций ФСУ в части ТО РПН</w:t>
+            <w:t xml:space="preserve">Взаимодействие функций ФСУ в части ТО ЗПО НН</w:t>
           </w:r>
           <w:r>
             <w:t>)</w:t>

--- a/PMI-DZT2/output/tmpl.docx
+++ b/PMI-DZT2/output/tmpl.docx
@@ -196,7 +196,7 @@
                 <w:szCs w:val="28"/>
                 <w:lang w:val="en-US"/>
               </w:rPr>
-              <w:t xml:space="preserve">Проверка взаимосвязей схемы ФСУ в части токового органа защиты от потери охлаждения НН (ТО ЗПО НН)</w:t>
+              <w:t xml:space="preserve">Проверка взаимосвязей схемы ФСУ в части токового органа защиты от потери охлаждения ВН (ТО ЗПО ВН)</w:t>
             </w:r>
           </w:p>
         </w:tc>
@@ -632,7 +632,7 @@
             <w:rPr>
               <w:lang w:val="en-US"/>
             </w:rPr>
-            <w:t xml:space="preserve">Взаимодействие функций ФСУ в части ТО ЗПО НН</w:t>
+            <w:t xml:space="preserve">Взаимодействие функций ФСУ в части ТО ЗПО ВН</w:t>
           </w:r>
           <w:r>
             <w:t>)</w:t>

--- a/PMI-DZT2/output/tmpl.docx
+++ b/PMI-DZT2/output/tmpl.docx
@@ -196,7 +196,7 @@
                 <w:szCs w:val="28"/>
                 <w:lang w:val="en-US"/>
               </w:rPr>
-              <w:t xml:space="preserve">Проверка взаимосвязей схемы ФСУ в части токового органа защиты от потери охлаждения ВН (ТО ЗПО ВН)</w:t>
+              <w:t xml:space="preserve">Проверка взаимосвязей схемы ФСУ в части защиты от потери охлаждения (ЗПО)</w:t>
             </w:r>
           </w:p>
         </w:tc>
@@ -632,7 +632,7 @@
             <w:rPr>
               <w:lang w:val="en-US"/>
             </w:rPr>
-            <w:t xml:space="preserve">Взаимодействие функций ФСУ в части ТО ЗПО ВН</w:t>
+            <w:t xml:space="preserve">Взаимодействие функций ФСУ в части ЗПО</w:t>
           </w:r>
           <w:r>
             <w:t>)</w:t>

--- a/PMI-DZT2/output/tmpl.docx
+++ b/PMI-DZT2/output/tmpl.docx
@@ -196,7 +196,7 @@
                 <w:szCs w:val="28"/>
                 <w:lang w:val="en-US"/>
               </w:rPr>
-              <w:t xml:space="preserve">Проверка взаимосвязей схемы ФСУ в части защиты от потери охлаждения (ЗПО)</w:t>
+              <w:t xml:space="preserve">Проверка взаимосвязей схемы ФСУ в части защиты от перегрузки трансформатора ВН (ЗП ВН)</w:t>
             </w:r>
           </w:p>
         </w:tc>
@@ -632,7 +632,7 @@
             <w:rPr>
               <w:lang w:val="en-US"/>
             </w:rPr>
-            <w:t xml:space="preserve">Взаимодействие функций ФСУ в части ЗПО</w:t>
+            <w:t xml:space="preserve">Взаимодействие функций ФСУ в части ЗП ВН</w:t>
           </w:r>
           <w:r>
             <w:t>)</w:t>

--- a/PMI-DZT2/output/tmpl.docx
+++ b/PMI-DZT2/output/tmpl.docx
@@ -196,7 +196,7 @@
                 <w:szCs w:val="28"/>
                 <w:lang w:val="en-US"/>
               </w:rPr>
-              <w:t xml:space="preserve">Проверка взаимосвязей схемы ФСУ в части защиты от перегрузки трансформатора ВН (ЗП ВН)</w:t>
+              <w:t xml:space="preserve">Проверка взаимосвязей схемы ФСУ в части логики отключения при снижении уровня масла в расширительном баке трансформатора (ЛО ДУм расширителя)</w:t>
             </w:r>
           </w:p>
         </w:tc>
@@ -632,7 +632,7 @@
             <w:rPr>
               <w:lang w:val="en-US"/>
             </w:rPr>
-            <w:t xml:space="preserve">Взаимодействие функций ФСУ в части ЗП ВН</w:t>
+            <w:t xml:space="preserve">Взаимодействие функций ФСУ в части ЛО ДУм расширителя</w:t>
           </w:r>
           <w:r>
             <w:t>)</w:t>

--- a/PMI-DZT2/output/tmpl.docx
+++ b/PMI-DZT2/output/tmpl.docx
@@ -196,7 +196,7 @@
                 <w:szCs w:val="28"/>
                 <w:lang w:val="en-US"/>
               </w:rPr>
-              <w:t xml:space="preserve">Проверка взаимосвязей схемы ФСУ в части логики отключения при снижении уровня масла в расширительном баке трансформатора (ЛО ДУм расширителя)</w:t>
+              <w:t xml:space="preserve">Проверка взаимосвязей схемы ФСУ в части логики отключения при срабатывании отсечного клапана (ЛО ОК)</w:t>
             </w:r>
           </w:p>
         </w:tc>
@@ -632,7 +632,7 @@
             <w:rPr>
               <w:lang w:val="en-US"/>
             </w:rPr>
-            <w:t xml:space="preserve">Взаимодействие функций ФСУ в части ЛО ДУм расширителя</w:t>
+            <w:t xml:space="preserve">Взаимодействие функций ФСУ в части ЛО ОК</w:t>
           </w:r>
           <w:r>
             <w:t>)</w:t>

--- a/PMI-DZT2/output/tmpl.docx
+++ b/PMI-DZT2/output/tmpl.docx
@@ -196,7 +196,7 @@
                 <w:szCs w:val="28"/>
                 <w:lang w:val="en-US"/>
               </w:rPr>
-              <w:t xml:space="preserve">Проверка взаимосвязей схемы ФСУ в части логики отключения при срабатывании отсечного клапана (ЛО ОК)</w:t>
+              <w:t xml:space="preserve">Проверка взаимосвязей схемы ФСУ в части логики отключения при срабатывании предохранительного клапана (ЛО ПК)</w:t>
             </w:r>
           </w:p>
         </w:tc>
@@ -632,7 +632,7 @@
             <w:rPr>
               <w:lang w:val="en-US"/>
             </w:rPr>
-            <w:t xml:space="preserve">Взаимодействие функций ФСУ в части ЛО ОК</w:t>
+            <w:t xml:space="preserve">Взаимодействие функций ФСУ в части ЛО ПК</w:t>
           </w:r>
           <w:r>
             <w:t>)</w:t>

--- a/PMI-DZT2/output/tmpl.docx
+++ b/PMI-DZT2/output/tmpl.docx
@@ -196,7 +196,7 @@
                 <w:szCs w:val="28"/>
                 <w:lang w:val="en-US"/>
               </w:rPr>
-              <w:t xml:space="preserve">Проверка взаимосвязей схемы ФСУ в части логики отключения при срабатывании предохранительного клапана (ЛО ПК)</w:t>
+              <w:t xml:space="preserve">Проверка взаимосвязей схемы ФСУ в части логики сборки сигналов (СС)</w:t>
             </w:r>
           </w:p>
         </w:tc>
@@ -632,7 +632,7 @@
             <w:rPr>
               <w:lang w:val="en-US"/>
             </w:rPr>
-            <w:t xml:space="preserve">Взаимодействие функций ФСУ в части ЛО ПК</w:t>
+            <w:t xml:space="preserve">Взаимодействие функций ФСУ в части СС</w:t>
           </w:r>
           <w:r>
             <w:t>)</w:t>
